--- a/energy-system-download.docx
+++ b/energy-system-download.docx
@@ -2302,7 +2302,7 @@
           <w:color w:val="1F3A4D"/>
           <w:sz w:val="21"/>
         </w:rPr>
-        <w:t>免费测评入口：官网 shuimian.xyz 的"测评"页，或关注服务号「无忧睡眠科技」回复"测评"。</w:t>
+        <w:t>直接进官网测评：shuimian.xyz，2 分钟搞清楚自己的失眠类型。</w:t>
       </w:r>
     </w:p>
     <w:p>
